--- a/products/kindle/vol2_minutes/manuscript.docx
+++ b/products/kindle/vol2_minutes/manuscript.docx
@@ -7,19 +7,7 @@
         <w:pStyle w:val="Title"/>
       </w:pPr>
       <w:r>
-        <w:t xml:space="preserve">スライムと覚える</w:t>
-      </w:r>
-      <w:r>
-        <w:t xml:space="preserve"> </w:t>
-      </w:r>
-      <w:r>
-        <w:t xml:space="preserve">AIへの頼み方テンプレ集②</w:t>
-      </w:r>
-      <w:r>
-        <w:t xml:space="preserve"> </w:t>
-      </w:r>
-      <w:r>
-        <w:t xml:space="preserve">議事録・要約編</w:t>
+        <w:t xml:space="preserve">���������������������</w:t>
       </w:r>
     </w:p>
     <w:p>
@@ -51,13 +39,13 @@
             <w:pStyle w:val="TOCHeading"/>
           </w:pPr>
           <w:r>
-            <w:t xml:space="preserve">������</w:t>
+            <w:t xml:space="preserve">Table of Contents</w:t>
           </w:r>
         </w:p>
         <w:p>
           <w:r>
             <w:fldChar w:fldCharType="begin" w:dirty="true"/>
-            <w:instrText xml:space="preserve">TOC \o "1-1" \h \z \u</w:instrText>
+            <w:instrText xml:space="preserve">TOC \o "1-2" \h \z \u</w:instrText>
             <w:fldChar w:fldCharType="separate"/>
             <w:fldChar w:fldCharType="end"/>
           </w:r>
@@ -19985,7 +19973,7 @@
   <w:docDefaults>
     <w:rPrDefault>
       <w:rPr>
-        <w:rFonts w:asciiTheme="minorHAnsi" w:cstheme="minorBidi" w:eastAsiaTheme="minorHAnsi" w:hAnsiTheme="minorHAnsi"/>
+        <w:rFonts w:ascii="Hiragino Sans" w:cs="Hiragino Sans" w:eastAsia="Hiragino Sans" w:hAnsi="Hiragino Sans"/>
         <w:sz w:val="24"/>
         <w:szCs w:val="24"/>
         <w:lang w:bidi="ar-SA" w:eastAsia="en-US" w:val="ja"/>
@@ -19993,7 +19981,7 @@
     </w:rPrDefault>
     <w:pPrDefault>
       <w:pPr>
-        <w:spacing w:after="200"/>
+        <w:spacing w:after="220" w:line="380" w:lineRule="auto"/>
       </w:pPr>
     </w:pPrDefault>
   </w:docDefaults>

--- a/products/kindle/vol2_minutes/manuscript.docx
+++ b/products/kindle/vol2_minutes/manuscript.docx
@@ -7,7 +7,7 @@
         <w:pStyle w:val="Title"/>
       </w:pPr>
       <w:r>
-        <w:t xml:space="preserve">���������������������</w:t>
+        <w:t xml:space="preserve">スライムと覚える AIへの頼み方テンプレ集②</w:t>
       </w:r>
     </w:p>
     <w:p>

--- a/products/kindle/vol2_minutes/manuscript.docx
+++ b/products/kindle/vol2_minutes/manuscript.docx
@@ -52,13 +52,60 @@
         </w:p>
       </w:sdtContent>
     </w:sdt>
-    <w:bookmarkStart w:id="20" w:name="この本について"/>
+    <w:bookmarkStart w:id="23" w:name="この本について"/>
     <w:p>
       <w:pPr>
         <w:pStyle w:val="Heading1"/>
       </w:pPr>
       <w:r>
         <w:t xml:space="preserve">この本について</w:t>
+      </w:r>
+    </w:p>
+    <w:p>
+      <w:pPr>
+        <w:pStyle w:val="FirstParagraph"/>
+      </w:pPr>
+      <w:r>
+        <w:drawing>
+          <wp:inline>
+            <wp:extent cx="5080000" cy="5080000"/>
+            <wp:effectExtent b="0" l="0" r="0" t="0"/>
+            <wp:docPr descr="ぷるの" title="" id="21" name="Picture"/>
+            <a:graphic>
+              <a:graphicData uri="http://schemas.openxmlformats.org/drawingml/2006/picture">
+                <pic:pic>
+                  <pic:nvPicPr>
+                    <pic:cNvPr descr="/home/user/ai-sns-company/products/kindle/_style/chara/puruno_normal.png" id="22" name="Picture"/>
+                    <pic:cNvPicPr>
+                      <a:picLocks noChangeArrowheads="1" noChangeAspect="1"/>
+                    </pic:cNvPicPr>
+                  </pic:nvPicPr>
+                  <pic:blipFill>
+                    <a:blip r:embed="rId20"/>
+                    <a:stretch>
+                      <a:fillRect/>
+                    </a:stretch>
+                  </pic:blipFill>
+                  <pic:spPr bwMode="auto">
+                    <a:xfrm>
+                      <a:off x="0" y="0"/>
+                      <a:ext cx="5080000" cy="5080000"/>
+                    </a:xfrm>
+                    <a:prstGeom prst="rect">
+                      <a:avLst/>
+                    </a:prstGeom>
+                    <a:noFill/>
+                    <a:ln w="9525">
+                      <a:noFill/>
+                      <a:headEnd/>
+                      <a:tailEnd/>
+                    </a:ln>
+                  </pic:spPr>
+                </pic:pic>
+              </a:graphicData>
+            </a:graphic>
+          </wp:inline>
+        </w:drawing>
       </w:r>
     </w:p>
     <w:p>
@@ -158,8 +205,8 @@
         </w:pict>
       </w:r>
     </w:p>
-    <w:bookmarkEnd w:id="20"/>
-    <w:bookmarkStart w:id="24" w:name="はじめに"/>
+    <w:bookmarkEnd w:id="23"/>
+    <w:bookmarkStart w:id="29" w:name="はじめに"/>
     <w:p>
       <w:pPr>
         <w:pStyle w:val="Heading1"/>
@@ -170,6 +217,53 @@
     </w:p>
     <w:p>
       <w:pPr>
+        <w:pStyle w:val="FirstParagraph"/>
+      </w:pPr>
+      <w:r>
+        <w:drawing>
+          <wp:inline>
+            <wp:extent cx="5080000" cy="5080000"/>
+            <wp:effectExtent b="0" l="0" r="0" t="0"/>
+            <wp:docPr descr="ぷるの" title="" id="24" name="Picture"/>
+            <a:graphic>
+              <a:graphicData uri="http://schemas.openxmlformats.org/drawingml/2006/picture">
+                <pic:pic>
+                  <pic:nvPicPr>
+                    <pic:cNvPr descr="/home/user/ai-sns-company/products/kindle/_style/chara/puruno_normal.png" id="25" name="Picture"/>
+                    <pic:cNvPicPr>
+                      <a:picLocks noChangeArrowheads="1" noChangeAspect="1"/>
+                    </pic:cNvPicPr>
+                  </pic:nvPicPr>
+                  <pic:blipFill>
+                    <a:blip r:embed="rId20"/>
+                    <a:stretch>
+                      <a:fillRect/>
+                    </a:stretch>
+                  </pic:blipFill>
+                  <pic:spPr bwMode="auto">
+                    <a:xfrm>
+                      <a:off x="0" y="0"/>
+                      <a:ext cx="5080000" cy="5080000"/>
+                    </a:xfrm>
+                    <a:prstGeom prst="rect">
+                      <a:avLst/>
+                    </a:prstGeom>
+                    <a:noFill/>
+                    <a:ln w="9525">
+                      <a:noFill/>
+                      <a:headEnd/>
+                      <a:tailEnd/>
+                    </a:ln>
+                  </pic:spPr>
+                </pic:pic>
+              </a:graphicData>
+            </a:graphic>
+          </wp:inline>
+        </w:drawing>
+      </w:r>
+    </w:p>
+    <w:p>
+      <w:pPr>
         <w:pStyle w:val="BlockText"/>
       </w:pPr>
       <w:r>
@@ -244,7 +338,7 @@
         <w:t xml:space="preserve">の6つの場面で使える頼み方を、55個のテンプレにまとめました。</w:t>
       </w:r>
     </w:p>
-    <w:bookmarkStart w:id="21" w:name="この本の使い方"/>
+    <w:bookmarkStart w:id="26" w:name="この本の使い方"/>
     <w:p>
       <w:pPr>
         <w:pStyle w:val="Heading2"/>
@@ -428,8 +522,8 @@
         <w:t xml:space="preserve">：4番目がいちばん大事！AIのまとめは「下書き」。最後に人がチェックして完成だよ。</w:t>
       </w:r>
     </w:p>
-    <w:bookmarkEnd w:id="21"/>
-    <w:bookmarkStart w:id="22" w:name="困ったときの逆引き"/>
+    <w:bookmarkEnd w:id="26"/>
+    <w:bookmarkStart w:id="27" w:name="困ったときの逆引き"/>
     <w:p>
       <w:pPr>
         <w:pStyle w:val="Heading2"/>
@@ -739,8 +833,8 @@
         </w:tc>
       </w:tr>
     </w:tbl>
-    <w:bookmarkEnd w:id="22"/>
-    <w:bookmarkStart w:id="23" w:name="第1巻との関係"/>
+    <w:bookmarkEnd w:id="27"/>
+    <w:bookmarkStart w:id="28" w:name="第1巻との関係"/>
     <w:p>
       <w:pPr>
         <w:pStyle w:val="Heading2"/>
@@ -764,9 +858,9 @@
         </w:pict>
       </w:r>
     </w:p>
-    <w:bookmarkEnd w:id="23"/>
-    <w:bookmarkEnd w:id="24"/>
-    <w:bookmarkStart w:id="31" w:name="第1章-aiへの頼み方の基本"/>
+    <w:bookmarkEnd w:id="28"/>
+    <w:bookmarkEnd w:id="29"/>
+    <w:bookmarkStart w:id="39" w:name="第1章-aiへの頼み方の基本"/>
     <w:p>
       <w:pPr>
         <w:pStyle w:val="Heading1"/>
@@ -780,10 +874,57 @@
         <w:pStyle w:val="FirstParagraph"/>
       </w:pPr>
       <w:r>
+        <w:drawing>
+          <wp:inline>
+            <wp:extent cx="5080000" cy="5080000"/>
+            <wp:effectExtent b="0" l="0" r="0" t="0"/>
+            <wp:docPr descr="ぷるの" title="" id="31" name="Picture"/>
+            <a:graphic>
+              <a:graphicData uri="http://schemas.openxmlformats.org/drawingml/2006/picture">
+                <pic:pic>
+                  <pic:nvPicPr>
+                    <pic:cNvPr descr="/home/user/ai-sns-company/products/kindle/_style/chara/puruno_idea.png" id="32" name="Picture"/>
+                    <pic:cNvPicPr>
+                      <a:picLocks noChangeArrowheads="1" noChangeAspect="1"/>
+                    </pic:cNvPicPr>
+                  </pic:nvPicPr>
+                  <pic:blipFill>
+                    <a:blip r:embed="rId30"/>
+                    <a:stretch>
+                      <a:fillRect/>
+                    </a:stretch>
+                  </pic:blipFill>
+                  <pic:spPr bwMode="auto">
+                    <a:xfrm>
+                      <a:off x="0" y="0"/>
+                      <a:ext cx="5080000" cy="5080000"/>
+                    </a:xfrm>
+                    <a:prstGeom prst="rect">
+                      <a:avLst/>
+                    </a:prstGeom>
+                    <a:noFill/>
+                    <a:ln w="9525">
+                      <a:noFill/>
+                      <a:headEnd/>
+                      <a:tailEnd/>
+                    </a:ln>
+                  </pic:spPr>
+                </pic:pic>
+              </a:graphicData>
+            </a:graphic>
+          </wp:inline>
+        </w:drawing>
+      </w:r>
+    </w:p>
+    <w:p>
+      <w:pPr>
+        <w:pStyle w:val="BodyText"/>
+      </w:pPr>
+      <w:r>
         <w:t xml:space="preserve">テンプレを使う前に、5つのコツを押さえておくと、自分でテンプレを直すときに迷いにくくなります。</w:t>
       </w:r>
     </w:p>
-    <w:bookmarkStart w:id="25" w:name="コツ1-何をするかを最初の1行で言う"/>
+    <w:bookmarkStart w:id="33" w:name="コツ1-何をするかを最初の1行で言う"/>
     <w:p>
       <w:pPr>
         <w:pStyle w:val="Heading2"/>
@@ -810,8 +951,8 @@
         <w:t xml:space="preserve">のがおすすめです。</w:t>
       </w:r>
     </w:p>
-    <w:bookmarkEnd w:id="25"/>
-    <w:bookmarkStart w:id="26" w:name="コツ2-材料とお願いを分ける"/>
+    <w:bookmarkEnd w:id="33"/>
+    <w:bookmarkStart w:id="34" w:name="コツ2-材料とお願いを分ける"/>
     <w:p>
       <w:pPr>
         <w:pStyle w:val="Heading2"/>
@@ -865,8 +1006,8 @@
         <w:t xml:space="preserve">のように、材料をはさむ形にしています。</w:t>
       </w:r>
     </w:p>
-    <w:bookmarkEnd w:id="26"/>
-    <w:bookmarkStart w:id="27" w:name="コツ3-書かないこともはっきり言う"/>
+    <w:bookmarkEnd w:id="34"/>
+    <w:bookmarkStart w:id="35" w:name="コツ3-書かないこともはっきり言う"/>
     <w:p>
       <w:pPr>
         <w:pStyle w:val="Heading2"/>
@@ -903,8 +1044,8 @@
         <w:t xml:space="preserve">と、足されにくくなります（ゼロにはなりません）。</w:t>
       </w:r>
     </w:p>
-    <w:bookmarkEnd w:id="27"/>
-    <w:bookmarkStart w:id="28" w:name="コツ4-出来上がりの形を見せる"/>
+    <w:bookmarkEnd w:id="35"/>
+    <w:bookmarkStart w:id="36" w:name="コツ4-出来上がりの形を見せる"/>
     <w:p>
       <w:pPr>
         <w:pStyle w:val="Heading2"/>
@@ -931,8 +1072,8 @@
         <w:t xml:space="preserve">と、そのまま使える答えが返ってきやすくなります。</w:t>
       </w:r>
     </w:p>
-    <w:bookmarkEnd w:id="28"/>
-    <w:bookmarkStart w:id="29" w:name="コツ5-一発で決めようとしない"/>
+    <w:bookmarkEnd w:id="36"/>
+    <w:bookmarkStart w:id="37" w:name="コツ5-一発で決めようとしない"/>
     <w:p>
       <w:pPr>
         <w:pStyle w:val="Heading2"/>
@@ -1000,8 +1141,8 @@
         <w:t xml:space="preserve">：AIとの会話は、キャッチボール。投げ返してちょっとずつ近づけるのがコツだよ。</w:t>
       </w:r>
     </w:p>
-    <w:bookmarkEnd w:id="29"/>
-    <w:bookmarkStart w:id="30" w:name="長い文章を貼るときの注意"/>
+    <w:bookmarkEnd w:id="37"/>
+    <w:bookmarkStart w:id="38" w:name="長い文章を貼るときの注意"/>
     <w:p>
       <w:pPr>
         <w:pStyle w:val="Heading2"/>
@@ -1035,9 +1176,9 @@
         </w:pict>
       </w:r>
     </w:p>
-    <w:bookmarkEnd w:id="30"/>
-    <w:bookmarkEnd w:id="31"/>
-    <w:bookmarkStart w:id="38" w:name="第2章-個人情報機密をaiに入れるときの注意"/>
+    <w:bookmarkEnd w:id="38"/>
+    <w:bookmarkEnd w:id="39"/>
+    <w:bookmarkStart w:id="49" w:name="第2章-個人情報機密をaiに入れるときの注意"/>
     <w:p>
       <w:pPr>
         <w:pStyle w:val="Heading1"/>
@@ -1051,6 +1192,53 @@
         <w:pStyle w:val="FirstParagraph"/>
       </w:pPr>
       <w:r>
+        <w:drawing>
+          <wp:inline>
+            <wp:extent cx="5080000" cy="5080000"/>
+            <wp:effectExtent b="0" l="0" r="0" t="0"/>
+            <wp:docPr descr="ぷるの" title="" id="41" name="Picture"/>
+            <a:graphic>
+              <a:graphicData uri="http://schemas.openxmlformats.org/drawingml/2006/picture">
+                <pic:pic>
+                  <pic:nvPicPr>
+                    <pic:cNvPr descr="/home/user/ai-sns-company/products/kindle/_style/chara/puruno_caution.png" id="42" name="Picture"/>
+                    <pic:cNvPicPr>
+                      <a:picLocks noChangeArrowheads="1" noChangeAspect="1"/>
+                    </pic:cNvPicPr>
+                  </pic:nvPicPr>
+                  <pic:blipFill>
+                    <a:blip r:embed="rId40"/>
+                    <a:stretch>
+                      <a:fillRect/>
+                    </a:stretch>
+                  </pic:blipFill>
+                  <pic:spPr bwMode="auto">
+                    <a:xfrm>
+                      <a:off x="0" y="0"/>
+                      <a:ext cx="5080000" cy="5080000"/>
+                    </a:xfrm>
+                    <a:prstGeom prst="rect">
+                      <a:avLst/>
+                    </a:prstGeom>
+                    <a:noFill/>
+                    <a:ln w="9525">
+                      <a:noFill/>
+                      <a:headEnd/>
+                      <a:tailEnd/>
+                    </a:ln>
+                  </pic:spPr>
+                </pic:pic>
+              </a:graphicData>
+            </a:graphic>
+          </wp:inline>
+        </w:drawing>
+      </w:r>
+    </w:p>
+    <w:p>
+      <w:pPr>
+        <w:pStyle w:val="BodyText"/>
+      </w:pPr>
+      <w:r>
         <w:t xml:space="preserve">議事録や報告書には、人の名前、取引先、お金の話など、</w:t>
       </w:r>
       <w:r>
@@ -1079,7 +1267,7 @@
         <w:t xml:space="preserve">：ここはまじめな話。ぷるぷるしないで聞いてね。</w:t>
       </w:r>
     </w:p>
-    <w:bookmarkStart w:id="32" w:name="まず会社団体のルールを確認する"/>
+    <w:bookmarkStart w:id="43" w:name="まず会社団体のルールを確認する"/>
     <w:p>
       <w:pPr>
         <w:pStyle w:val="Heading2"/>
@@ -1106,8 +1294,8 @@
         <w:t xml:space="preserve">です。わからないときは、入れる前に担当の人に聞きましょう。</w:t>
       </w:r>
     </w:p>
-    <w:bookmarkEnd w:id="32"/>
-    <w:bookmarkStart w:id="33" w:name="入れた情報がどう扱われるかはサービスごとに違う"/>
+    <w:bookmarkEnd w:id="43"/>
+    <w:bookmarkStart w:id="44" w:name="入れた情報がどう扱われるかはサービスごとに違う"/>
     <w:p>
       <w:pPr>
         <w:pStyle w:val="Heading2"/>
@@ -1134,8 +1322,8 @@
         <w:t xml:space="preserve">。この本では、特定のサービスについて「安全」「危険」とは言い切りません。使う前に、そのサービスの利用規約やプライバシーの説明を、自分で確認してください。</w:t>
       </w:r>
     </w:p>
-    <w:bookmarkEnd w:id="33"/>
-    <w:bookmarkStart w:id="34" w:name="入れる前に置きかえをする"/>
+    <w:bookmarkEnd w:id="44"/>
+    <w:bookmarkStart w:id="45" w:name="入れる前に置きかえをする"/>
     <w:p>
       <w:pPr>
         <w:pStyle w:val="Heading2"/>
@@ -1366,8 +1554,8 @@
         <w:t xml:space="preserve">：「山田さん」を「Aさん」にするだけでも、ずいぶん違うよ。</w:t>
       </w:r>
     </w:p>
-    <w:bookmarkEnd w:id="34"/>
-    <w:bookmarkStart w:id="35" w:name="そもそも入れないほうがいいもの"/>
+    <w:bookmarkEnd w:id="45"/>
+    <w:bookmarkStart w:id="46" w:name="そもそも入れないほうがいいもの"/>
     <w:p>
       <w:pPr>
         <w:pStyle w:val="Heading2"/>
@@ -1442,8 +1630,8 @@
         <w:t xml:space="preserve">お客さまから預かった個人情報の一覧</w:t>
       </w:r>
     </w:p>
-    <w:bookmarkEnd w:id="35"/>
-    <w:bookmarkStart w:id="36" w:name="録音文字起こしは話した人の了解から"/>
+    <w:bookmarkEnd w:id="46"/>
+    <w:bookmarkStart w:id="47" w:name="録音文字起こしは話した人の了解から"/>
     <w:p>
       <w:pPr>
         <w:pStyle w:val="Heading2"/>
@@ -1470,8 +1658,8 @@
         <w:t xml:space="preserve">にしましょう。了解のない録音や、それを外部のサービスに入れることは、トラブルのもとになります。</w:t>
       </w:r>
     </w:p>
-    <w:bookmarkEnd w:id="36"/>
-    <w:bookmarkStart w:id="37" w:name="aiのまとめは確認してから共有する"/>
+    <w:bookmarkEnd w:id="47"/>
+    <w:bookmarkStart w:id="48" w:name="aiのまとめは確認してから共有する"/>
     <w:p>
       <w:pPr>
         <w:pStyle w:val="Heading2"/>
@@ -1549,9 +1737,9 @@
         </w:pict>
       </w:r>
     </w:p>
-    <w:bookmarkEnd w:id="37"/>
-    <w:bookmarkEnd w:id="38"/>
-    <w:bookmarkStart w:id="45" w:name="この本で使う架空の素材"/>
+    <w:bookmarkEnd w:id="48"/>
+    <w:bookmarkEnd w:id="49"/>
+    <w:bookmarkStart w:id="58" w:name="この本で使う架空の素材"/>
     <w:p>
       <w:pPr>
         <w:pStyle w:val="Heading1"/>
@@ -1563,6 +1751,53 @@
     <w:p>
       <w:pPr>
         <w:pStyle w:val="FirstParagraph"/>
+      </w:pPr>
+      <w:r>
+        <w:drawing>
+          <wp:inline>
+            <wp:extent cx="5080000" cy="5080000"/>
+            <wp:effectExtent b="0" l="0" r="0" t="0"/>
+            <wp:docPr descr="ぷるの" title="" id="50" name="Picture"/>
+            <a:graphic>
+              <a:graphicData uri="http://schemas.openxmlformats.org/drawingml/2006/picture">
+                <pic:pic>
+                  <pic:nvPicPr>
+                    <pic:cNvPr descr="/home/user/ai-sns-company/products/kindle/_style/chara/puruno_normal.png" id="51" name="Picture"/>
+                    <pic:cNvPicPr>
+                      <a:picLocks noChangeArrowheads="1" noChangeAspect="1"/>
+                    </pic:cNvPicPr>
+                  </pic:nvPicPr>
+                  <pic:blipFill>
+                    <a:blip r:embed="rId20"/>
+                    <a:stretch>
+                      <a:fillRect/>
+                    </a:stretch>
+                  </pic:blipFill>
+                  <pic:spPr bwMode="auto">
+                    <a:xfrm>
+                      <a:off x="0" y="0"/>
+                      <a:ext cx="5080000" cy="5080000"/>
+                    </a:xfrm>
+                    <a:prstGeom prst="rect">
+                      <a:avLst/>
+                    </a:prstGeom>
+                    <a:noFill/>
+                    <a:ln w="9525">
+                      <a:noFill/>
+                      <a:headEnd/>
+                      <a:tailEnd/>
+                    </a:ln>
+                  </pic:spPr>
+                </pic:pic>
+              </a:graphicData>
+            </a:graphic>
+          </wp:inline>
+        </w:drawing>
+      </w:r>
+    </w:p>
+    <w:p>
+      <w:pPr>
+        <w:pStyle w:val="BodyText"/>
       </w:pPr>
       <w:r>
         <w:t xml:space="preserve">出力例では、次の6つの</w:t>
@@ -1793,7 +2028,7 @@
         </w:tc>
       </w:tr>
     </w:tbl>
-    <w:bookmarkStart w:id="39" w:name="素材a-架空の会議メモ走り書き"/>
+    <w:bookmarkStart w:id="52" w:name="素材a-架空の会議メモ走り書き"/>
     <w:p>
       <w:pPr>
         <w:pStyle w:val="Heading2"/>
@@ -1885,8 +2120,8 @@
         <w:t xml:space="preserve">・次回 10/21 10時〜</w:t>
       </w:r>
     </w:p>
-    <w:bookmarkEnd w:id="39"/>
-    <w:bookmarkStart w:id="40" w:name="素材b-架空の報告文長文"/>
+    <w:bookmarkEnd w:id="52"/>
+    <w:bookmarkStart w:id="53" w:name="素材b-架空の報告文長文"/>
     <w:p>
       <w:pPr>
         <w:pStyle w:val="Heading2"/>
@@ -1987,8 +2222,8 @@
         <w:t xml:space="preserve">10月末にもう一度数字を見て、11月以降どうするかご相談させてください。</w:t>
       </w:r>
     </w:p>
-    <w:bookmarkEnd w:id="40"/>
-    <w:bookmarkStart w:id="41" w:name="素材c-架空の文字起こし"/>
+    <w:bookmarkEnd w:id="53"/>
+    <w:bookmarkStart w:id="54" w:name="素材c-架空の文字起こし"/>
     <w:p>
       <w:pPr>
         <w:pStyle w:val="Heading2"/>
@@ -2142,8 +2377,8 @@
         <w:t xml:space="preserve">話者1：じゃあ、お願いします。えー、以上かな。</w:t>
       </w:r>
     </w:p>
-    <w:bookmarkEnd w:id="41"/>
-    <w:bookmarkStart w:id="42" w:name="素材d-架空のチャットのやりとり"/>
+    <w:bookmarkEnd w:id="54"/>
+    <w:bookmarkStart w:id="55" w:name="素材d-架空のチャットのやりとり"/>
     <w:p>
       <w:pPr>
         <w:pStyle w:val="Heading2"/>
@@ -2244,8 +2479,8 @@
         <w:t xml:space="preserve">10/15 16:30 部長：資料の印刷は当日の朝で間に合う？何部いるかは出欠しだいだね。</w:t>
       </w:r>
     </w:p>
-    <w:bookmarkEnd w:id="42"/>
-    <w:bookmarkStart w:id="43" w:name="素材e-架空のスマホのメモたまりっぱなし"/>
+    <w:bookmarkEnd w:id="55"/>
+    <w:bookmarkStart w:id="56" w:name="素材e-架空のスマホのメモたまりっぱなし"/>
     <w:p>
       <w:pPr>
         <w:pStyle w:val="Heading2"/>
@@ -2355,8 +2590,8 @@
         <w:t xml:space="preserve">・プリンターのインク</w:t>
       </w:r>
     </w:p>
-    <w:bookmarkEnd w:id="43"/>
-    <w:bookmarkStart w:id="44" w:name="素材f-架空のルールの新旧"/>
+    <w:bookmarkEnd w:id="56"/>
+    <w:bookmarkStart w:id="57" w:name="素材f-架空のルールの新旧"/>
     <w:p>
       <w:pPr>
         <w:pStyle w:val="Heading2"/>
@@ -2491,9 +2726,9 @@
         </w:pict>
       </w:r>
     </w:p>
-    <w:bookmarkEnd w:id="44"/>
-    <w:bookmarkEnd w:id="45"/>
-    <w:bookmarkStart w:id="56" w:name="第3章-会議の議事録"/>
+    <w:bookmarkEnd w:id="57"/>
+    <w:bookmarkEnd w:id="58"/>
+    <w:bookmarkStart w:id="71" w:name="第3章-会議の議事録"/>
     <w:p>
       <w:pPr>
         <w:pStyle w:val="Heading1"/>
@@ -2505,6 +2740,53 @@
     <w:p>
       <w:pPr>
         <w:pStyle w:val="FirstParagraph"/>
+      </w:pPr>
+      <w:r>
+        <w:drawing>
+          <wp:inline>
+            <wp:extent cx="5080000" cy="5080000"/>
+            <wp:effectExtent b="0" l="0" r="0" t="0"/>
+            <wp:docPr descr="ぷるの" title="" id="59" name="Picture"/>
+            <a:graphic>
+              <a:graphicData uri="http://schemas.openxmlformats.org/drawingml/2006/picture">
+                <pic:pic>
+                  <pic:nvPicPr>
+                    <pic:cNvPr descr="/home/user/ai-sns-company/products/kindle/_style/chara/puruno_idea.png" id="60" name="Picture"/>
+                    <pic:cNvPicPr>
+                      <a:picLocks noChangeArrowheads="1" noChangeAspect="1"/>
+                    </pic:cNvPicPr>
+                  </pic:nvPicPr>
+                  <pic:blipFill>
+                    <a:blip r:embed="rId30"/>
+                    <a:stretch>
+                      <a:fillRect/>
+                    </a:stretch>
+                  </pic:blipFill>
+                  <pic:spPr bwMode="auto">
+                    <a:xfrm>
+                      <a:off x="0" y="0"/>
+                      <a:ext cx="5080000" cy="5080000"/>
+                    </a:xfrm>
+                    <a:prstGeom prst="rect">
+                      <a:avLst/>
+                    </a:prstGeom>
+                    <a:noFill/>
+                    <a:ln w="9525">
+                      <a:noFill/>
+                      <a:headEnd/>
+                      <a:tailEnd/>
+                    </a:ln>
+                  </pic:spPr>
+                </pic:pic>
+              </a:graphicData>
+            </a:graphic>
+          </wp:inline>
+        </w:drawing>
+      </w:r>
+    </w:p>
+    <w:p>
+      <w:pPr>
+        <w:pStyle w:val="BodyText"/>
       </w:pPr>
       <w:r>
         <w:t xml:space="preserve">会議のあとに残った走り書きを、ほかの人が読める「議事録」にする場面です。この章のテンプレは、ほとんどが</w:t>
@@ -2542,7 +2824,7 @@
         </w:pict>
       </w:r>
     </w:p>
-    <w:bookmarkStart w:id="46" w:name="テンプレ01-走り書きのメモを議事録の形に整える"/>
+    <w:bookmarkStart w:id="61" w:name="テンプレ01-走り書きのメモを議事録の形に整える"/>
     <w:p>
       <w:pPr>
         <w:pStyle w:val="Heading2"/>
@@ -2939,8 +3221,8 @@
         </w:pict>
       </w:r>
     </w:p>
-    <w:bookmarkEnd w:id="46"/>
-    <w:bookmarkStart w:id="47" w:name="テンプレ02-決まったこと保留やることの3つに分ける"/>
+    <w:bookmarkEnd w:id="61"/>
+    <w:bookmarkStart w:id="62" w:name="テンプレ02-決まったこと保留やることの3つに分ける"/>
     <w:p>
       <w:pPr>
         <w:pStyle w:val="Heading2"/>
@@ -3255,8 +3537,8 @@
         </w:pict>
       </w:r>
     </w:p>
-    <w:bookmarkEnd w:id="47"/>
-    <w:bookmarkStart w:id="48" w:name="テンプレ03-欠席した人向けに3行でわかる共有文を作る"/>
+    <w:bookmarkEnd w:id="62"/>
+    <w:bookmarkStart w:id="63" w:name="テンプレ03-欠席した人向けに3行でわかる共有文を作る"/>
     <w:p>
       <w:pPr>
         <w:pStyle w:val="Heading2"/>
@@ -3539,8 +3821,8 @@
         </w:pict>
       </w:r>
     </w:p>
-    <w:bookmarkEnd w:id="48"/>
-    <w:bookmarkStart w:id="49" w:name="テンプレ04-議事録の抜けを指摘してもらう"/>
+    <w:bookmarkEnd w:id="63"/>
+    <w:bookmarkStart w:id="64" w:name="テンプレ04-議事録の抜けを指摘してもらう"/>
     <w:p>
       <w:pPr>
         <w:pStyle w:val="Heading2"/>
@@ -3908,8 +4190,8 @@
         </w:pict>
       </w:r>
     </w:p>
-    <w:bookmarkEnd w:id="49"/>
-    <w:bookmarkStart w:id="50" w:name="テンプレ05-会議の前にアジェンダ話す順番を作る"/>
+    <w:bookmarkEnd w:id="64"/>
+    <w:bookmarkStart w:id="65" w:name="テンプレ05-会議の前にアジェンダ話す順番を作る"/>
     <w:p>
       <w:pPr>
         <w:pStyle w:val="Heading2"/>
@@ -4202,8 +4484,8 @@
         </w:pict>
       </w:r>
     </w:p>
-    <w:bookmarkEnd w:id="50"/>
-    <w:bookmarkStart w:id="51" w:name="テンプレ06-前回の議事録から今回のアジェンダを作る"/>
+    <w:bookmarkEnd w:id="65"/>
+    <w:bookmarkStart w:id="66" w:name="テンプレ06-前回の議事録から今回のアジェンダを作る"/>
     <w:p>
       <w:pPr>
         <w:pStyle w:val="Heading2"/>
@@ -4512,8 +4794,8 @@
         </w:pict>
       </w:r>
     </w:p>
-    <w:bookmarkEnd w:id="51"/>
-    <w:bookmarkStart w:id="52" w:name="テンプレ07-上司やほかの部署に出すていねいな議事録にする"/>
+    <w:bookmarkEnd w:id="66"/>
+    <w:bookmarkStart w:id="67" w:name="テンプレ07-上司やほかの部署に出すていねいな議事録にする"/>
     <w:p>
       <w:pPr>
         <w:pStyle w:val="Heading2"/>
@@ -4880,8 +5162,8 @@
         </w:pict>
       </w:r>
     </w:p>
-    <w:bookmarkEnd w:id="52"/>
-    <w:bookmarkStart w:id="53" w:name="テンプレ08-話した人ごとに発言をまとめる"/>
+    <w:bookmarkEnd w:id="67"/>
+    <w:bookmarkStart w:id="68" w:name="テンプレ08-話した人ごとに発言をまとめる"/>
     <w:p>
       <w:pPr>
         <w:pStyle w:val="Heading2"/>
@@ -5241,8 +5523,8 @@
         </w:pict>
       </w:r>
     </w:p>
-    <w:bookmarkEnd w:id="53"/>
-    <w:bookmarkStart w:id="54" w:name="テンプレ09-議事録を表にする"/>
+    <w:bookmarkEnd w:id="68"/>
+    <w:bookmarkStart w:id="69" w:name="テンプレ09-議事録を表にする"/>
     <w:p>
       <w:pPr>
         <w:pStyle w:val="Heading2"/>
@@ -5545,8 +5827,8 @@
         </w:pict>
       </w:r>
     </w:p>
-    <w:bookmarkEnd w:id="54"/>
-    <w:bookmarkStart w:id="55" w:name="テンプレ10-オンライン会議のチャット欄から議事録を作る"/>
+    <w:bookmarkEnd w:id="69"/>
+    <w:bookmarkStart w:id="70" w:name="テンプレ10-オンライン会議のチャット欄から議事録を作る"/>
     <w:p>
       <w:pPr>
         <w:pStyle w:val="Heading2"/>
@@ -5864,9 +6146,9 @@
         </w:pict>
       </w:r>
     </w:p>
-    <w:bookmarkEnd w:id="55"/>
-    <w:bookmarkEnd w:id="56"/>
-    <w:bookmarkStart w:id="65" w:name="第4章-メモの整理"/>
+    <w:bookmarkEnd w:id="70"/>
+    <w:bookmarkEnd w:id="71"/>
+    <w:bookmarkStart w:id="83" w:name="第4章-メモの整理"/>
     <w:p>
       <w:pPr>
         <w:pStyle w:val="Heading1"/>
@@ -5878,6 +6160,53 @@
     <w:p>
       <w:pPr>
         <w:pStyle w:val="FirstParagraph"/>
+      </w:pPr>
+      <w:r>
+        <w:drawing>
+          <wp:inline>
+            <wp:extent cx="5080000" cy="5080000"/>
+            <wp:effectExtent b="0" l="0" r="0" t="0"/>
+            <wp:docPr descr="ぷるの" title="" id="73" name="Picture"/>
+            <a:graphic>
+              <a:graphicData uri="http://schemas.openxmlformats.org/drawingml/2006/picture">
+                <pic:pic>
+                  <pic:nvPicPr>
+                    <pic:cNvPr descr="/home/user/ai-sns-company/products/kindle/_style/chara/puruno_ok.png" id="74" name="Picture"/>
+                    <pic:cNvPicPr>
+                      <a:picLocks noChangeArrowheads="1" noChangeAspect="1"/>
+                    </pic:cNvPicPr>
+                  </pic:nvPicPr>
+                  <pic:blipFill>
+                    <a:blip r:embed="rId72"/>
+                    <a:stretch>
+                      <a:fillRect/>
+                    </a:stretch>
+                  </pic:blipFill>
+                  <pic:spPr bwMode="auto">
+                    <a:xfrm>
+                      <a:off x="0" y="0"/>
+                      <a:ext cx="5080000" cy="5080000"/>
+                    </a:xfrm>
+                    <a:prstGeom prst="rect">
+                      <a:avLst/>
+                    </a:prstGeom>
+                    <a:noFill/>
+                    <a:ln w="9525">
+                      <a:noFill/>
+                      <a:headEnd/>
+                      <a:tailEnd/>
+                    </a:ln>
+                  </pic:spPr>
+                </pic:pic>
+              </a:graphicData>
+            </a:graphic>
+          </wp:inline>
+        </w:drawing>
+      </w:r>
+    </w:p>
+    <w:p>
+      <w:pPr>
+        <w:pStyle w:val="BodyText"/>
       </w:pPr>
       <w:r>
         <w:t xml:space="preserve">スマホのメモ帳、付せん、ノートの切れはし。たまったメモを、使える形に並べかえる場面です。</w:t>
@@ -5905,7 +6234,7 @@
         </w:pict>
       </w:r>
     </w:p>
-    <w:bookmarkStart w:id="57" w:name="テンプレ11-ばらばらのメモをジャンルごとに分ける"/>
+    <w:bookmarkStart w:id="75" w:name="テンプレ11-ばらばらのメモをジャンルごとに分ける"/>
     <w:p>
       <w:pPr>
         <w:pStyle w:val="Heading2"/>
@@ -6260,8 +6589,8 @@
         </w:pict>
       </w:r>
     </w:p>
-    <w:bookmarkEnd w:id="57"/>
-    <w:bookmarkStart w:id="58" w:name="テンプレ12-メモの中から急ぎのものを先に並べる"/>
+    <w:bookmarkEnd w:id="75"/>
+    <w:bookmarkStart w:id="76" w:name="テンプレ12-メモの中から急ぎのものを先に並べる"/>
     <w:p>
       <w:pPr>
         <w:pStyle w:val="Heading2"/>
@@ -6576,8 +6905,8 @@
         </w:pict>
       </w:r>
     </w:p>
-    <w:bookmarkEnd w:id="58"/>
-    <w:bookmarkStart w:id="59" w:name="テンプレ13-箇条書きのメモをふつうの文章にする"/>
+    <w:bookmarkEnd w:id="76"/>
+    <w:bookmarkStart w:id="77" w:name="テンプレ13-箇条書きのメモをふつうの文章にする"/>
     <w:p>
       <w:pPr>
         <w:pStyle w:val="Heading2"/>
@@ -6787,8 +7116,8 @@
         </w:pict>
       </w:r>
     </w:p>
-    <w:bookmarkEnd w:id="59"/>
-    <w:bookmarkStart w:id="60" w:name="テンプレ14-長い文章を箇条書きにほどく"/>
+    <w:bookmarkEnd w:id="77"/>
+    <w:bookmarkStart w:id="78" w:name="テンプレ14-長い文章を箇条書きにほどく"/>
     <w:p>
       <w:pPr>
         <w:pStyle w:val="Heading2"/>
@@ -7052,8 +7381,8 @@
         </w:pict>
       </w:r>
     </w:p>
-    <w:bookmarkEnd w:id="60"/>
-    <w:bookmarkStart w:id="61" w:name="テンプレ15-アイデアのメモから次の一歩を決める"/>
+    <w:bookmarkEnd w:id="78"/>
+    <w:bookmarkStart w:id="79" w:name="テンプレ15-アイデアのメモから次の一歩を決める"/>
     <w:p>
       <w:pPr>
         <w:pStyle w:val="Heading2"/>
@@ -7335,8 +7664,8 @@
         </w:pict>
       </w:r>
     </w:p>
-    <w:bookmarkEnd w:id="61"/>
-    <w:bookmarkStart w:id="62" w:name="テンプレ16-メモの言葉づかい表記をそろえる"/>
+    <w:bookmarkEnd w:id="79"/>
+    <w:bookmarkStart w:id="80" w:name="テンプレ16-メモの言葉づかい表記をそろえる"/>
     <w:p>
       <w:pPr>
         <w:pStyle w:val="Heading2"/>
@@ -7669,8 +7998,8 @@
         </w:pict>
       </w:r>
     </w:p>
-    <w:bookmarkEnd w:id="62"/>
-    <w:bookmarkStart w:id="63" w:name="テンプレ17-手書きメモの読めない所を候補つきで直す"/>
+    <w:bookmarkEnd w:id="80"/>
+    <w:bookmarkStart w:id="81" w:name="テンプレ17-手書きメモの読めない所を候補つきで直す"/>
     <w:p>
       <w:pPr>
         <w:pStyle w:val="Heading2"/>
@@ -7992,8 +8321,8 @@
         </w:pict>
       </w:r>
     </w:p>
-    <w:bookmarkEnd w:id="63"/>
-    <w:bookmarkStart w:id="64" w:name="テンプレ18-研修やセミナーのメモを見出しつきのノートにする"/>
+    <w:bookmarkEnd w:id="81"/>
+    <w:bookmarkStart w:id="82" w:name="テンプレ18-研修やセミナーのメモを見出しつきのノートにする"/>
     <w:p>
       <w:pPr>
         <w:pStyle w:val="Heading2"/>
@@ -8419,9 +8748,9 @@
         </w:pict>
       </w:r>
     </w:p>
-    <w:bookmarkEnd w:id="64"/>
-    <w:bookmarkEnd w:id="65"/>
-    <w:bookmarkStart w:id="75" w:name="第5章-長文の要約"/>
+    <w:bookmarkEnd w:id="82"/>
+    <w:bookmarkEnd w:id="83"/>
+    <w:bookmarkStart w:id="96" w:name="第5章-長文の要約"/>
     <w:p>
       <w:pPr>
         <w:pStyle w:val="Heading1"/>
@@ -8433,6 +8762,53 @@
     <w:p>
       <w:pPr>
         <w:pStyle w:val="FirstParagraph"/>
+      </w:pPr>
+      <w:r>
+        <w:drawing>
+          <wp:inline>
+            <wp:extent cx="5080000" cy="5080000"/>
+            <wp:effectExtent b="0" l="0" r="0" t="0"/>
+            <wp:docPr descr="ぷるの" title="" id="85" name="Picture"/>
+            <a:graphic>
+              <a:graphicData uri="http://schemas.openxmlformats.org/drawingml/2006/picture">
+                <pic:pic>
+                  <pic:nvPicPr>
+                    <pic:cNvPr descr="/home/user/ai-sns-company/products/kindle/_style/chara/puruno_cheer.png" id="86" name="Picture"/>
+                    <pic:cNvPicPr>
+                      <a:picLocks noChangeArrowheads="1" noChangeAspect="1"/>
+                    </pic:cNvPicPr>
+                  </pic:nvPicPr>
+                  <pic:blipFill>
+                    <a:blip r:embed="rId84"/>
+                    <a:stretch>
+                      <a:fillRect/>
+                    </a:stretch>
+                  </pic:blipFill>
+                  <pic:spPr bwMode="auto">
+                    <a:xfrm>
+                      <a:off x="0" y="0"/>
+                      <a:ext cx="5080000" cy="5080000"/>
+                    </a:xfrm>
+                    <a:prstGeom prst="rect">
+                      <a:avLst/>
+                    </a:prstGeom>
+                    <a:noFill/>
+                    <a:ln w="9525">
+                      <a:noFill/>
+                      <a:headEnd/>
+                      <a:tailEnd/>
+                    </a:ln>
+                  </pic:spPr>
+                </pic:pic>
+              </a:graphicData>
+            </a:graphic>
+          </wp:inline>
+        </w:drawing>
+      </w:r>
+    </w:p>
+    <w:p>
+      <w:pPr>
+        <w:pStyle w:val="BodyText"/>
       </w:pPr>
       <w:r>
         <w:t xml:space="preserve">長い報告書、長いメール、ルールの改定案。全部を読む時間がないときに、要点をつかむ場面です。この章のテンプレは、主に</w:t>
@@ -8480,7 +8856,7 @@
         </w:pict>
       </w:r>
     </w:p>
-    <w:bookmarkStart w:id="66" w:name="テンプレ19-3行で要約する"/>
+    <w:bookmarkStart w:id="87" w:name="テンプレ19-3行で要約する"/>
     <w:p>
       <w:pPr>
         <w:pStyle w:val="Heading2"/>
@@ -8708,8 +9084,8 @@
         </w:pict>
       </w:r>
     </w:p>
-    <w:bookmarkEnd w:id="66"/>
-    <w:bookmarkStart w:id="67" w:name="テンプレ20-決まった字数で要約する"/>
+    <w:bookmarkEnd w:id="87"/>
+    <w:bookmarkStart w:id="88" w:name="テンプレ20-決まった字数で要約する"/>
     <w:p>
       <w:pPr>
         <w:pStyle w:val="Heading2"/>
@@ -8940,8 +9316,8 @@
         </w:pict>
       </w:r>
     </w:p>
-    <w:bookmarkEnd w:id="67"/>
-    <w:bookmarkStart w:id="68" w:name="テンプレ21-結論理由次にやることの順に並べかえる"/>
+    <w:bookmarkEnd w:id="88"/>
+    <w:bookmarkStart w:id="89" w:name="テンプレ21-結論理由次にやることの順に並べかえる"/>
     <w:p>
       <w:pPr>
         <w:pStyle w:val="Heading2"/>
@@ -9312,8 +9688,8 @@
         </w:pict>
       </w:r>
     </w:p>
-    <w:bookmarkEnd w:id="68"/>
-    <w:bookmarkStart w:id="69" w:name="テンプレ22-読む人に合わせて要約を書き分ける"/>
+    <w:bookmarkEnd w:id="89"/>
+    <w:bookmarkStart w:id="90" w:name="テンプレ22-読む人に合わせて要約を書き分ける"/>
     <w:p>
       <w:pPr>
         <w:pStyle w:val="Heading2"/>
@@ -9607,8 +9983,8 @@
         </w:pict>
       </w:r>
     </w:p>
-    <w:bookmarkEnd w:id="69"/>
-    <w:bookmarkStart w:id="70" w:name="テンプレ23-文章の中の数字だけを抜き出す"/>
+    <w:bookmarkEnd w:id="90"/>
+    <w:bookmarkStart w:id="91" w:name="テンプレ23-文章の中の数字だけを抜き出す"/>
     <w:p>
       <w:pPr>
         <w:pStyle w:val="Heading2"/>
@@ -9944,8 +10320,8 @@
         </w:pict>
       </w:r>
     </w:p>
-    <w:bookmarkEnd w:id="70"/>
-    <w:bookmarkStart w:id="71" w:name="テンプレ24-要約が元の文章と食いちがっていないか確かめる"/>
+    <w:bookmarkEnd w:id="91"/>
+    <w:bookmarkStart w:id="92" w:name="テンプレ24-要約が元の文章と食いちがっていないか確かめる"/>
     <w:p>
       <w:pPr>
         <w:pStyle w:val="Heading2"/>
@@ -10263,8 +10639,8 @@
         </w:pict>
       </w:r>
     </w:p>
-    <w:bookmarkEnd w:id="71"/>
-    <w:bookmarkStart w:id="72" w:name="テンプレ25-ルールの変わった所だけをまとめる"/>
+    <w:bookmarkEnd w:id="92"/>
+    <w:bookmarkStart w:id="93" w:name="テンプレ25-ルールの変わった所だけをまとめる"/>
     <w:p>
       <w:pPr>
         <w:pStyle w:val="Heading2"/>
@@ -10555,8 +10931,8 @@
         </w:pict>
       </w:r>
     </w:p>
-    <w:bookmarkEnd w:id="72"/>
-    <w:bookmarkStart w:id="73" w:name="テンプレ26-長い文章に見出しをつけて区切る"/>
+    <w:bookmarkEnd w:id="93"/>
+    <w:bookmarkStart w:id="94" w:name="テンプレ26-長い文章に見出しをつけて区切る"/>
     <w:p>
       <w:pPr>
         <w:pStyle w:val="Heading2"/>
@@ -10859,8 +11235,8 @@
         </w:pict>
       </w:r>
     </w:p>
-    <w:bookmarkEnd w:id="73"/>
-    <w:bookmarkStart w:id="74" w:name="テンプレ27-むずかしい言葉のミニ用語集つきで要約する"/>
+    <w:bookmarkEnd w:id="94"/>
+    <w:bookmarkStart w:id="95" w:name="テンプレ27-むずかしい言葉のミニ用語集つきで要約する"/>
     <w:p>
       <w:pPr>
         <w:pStyle w:val="Heading2"/>
@@ -11205,9 +11581,9 @@
         </w:pict>
       </w:r>
     </w:p>
-    <w:bookmarkEnd w:id="74"/>
-    <w:bookmarkEnd w:id="75"/>
-    <w:bookmarkStart w:id="84" w:name="第6章-todoやることの抜き出し"/>
+    <w:bookmarkEnd w:id="95"/>
+    <w:bookmarkEnd w:id="96"/>
+    <w:bookmarkStart w:id="107" w:name="第6章-todoやることの抜き出し"/>
     <w:p>
       <w:pPr>
         <w:pStyle w:val="Heading1"/>
@@ -11219,6 +11595,53 @@
     <w:p>
       <w:pPr>
         <w:pStyle w:val="FirstParagraph"/>
+      </w:pPr>
+      <w:r>
+        <w:drawing>
+          <wp:inline>
+            <wp:extent cx="5080000" cy="5080000"/>
+            <wp:effectExtent b="0" l="0" r="0" t="0"/>
+            <wp:docPr descr="ぷるの" title="" id="97" name="Picture"/>
+            <a:graphic>
+              <a:graphicData uri="http://schemas.openxmlformats.org/drawingml/2006/picture">
+                <pic:pic>
+                  <pic:nvPicPr>
+                    <pic:cNvPr descr="/home/user/ai-sns-company/products/kindle/_style/chara/puruno_normal.png" id="98" name="Picture"/>
+                    <pic:cNvPicPr>
+                      <a:picLocks noChangeArrowheads="1" noChangeAspect="1"/>
+                    </pic:cNvPicPr>
+                  </pic:nvPicPr>
+                  <pic:blipFill>
+                    <a:blip r:embed="rId20"/>
+                    <a:stretch>
+                      <a:fillRect/>
+                    </a:stretch>
+                  </pic:blipFill>
+                  <pic:spPr bwMode="auto">
+                    <a:xfrm>
+                      <a:off x="0" y="0"/>
+                      <a:ext cx="5080000" cy="5080000"/>
+                    </a:xfrm>
+                    <a:prstGeom prst="rect">
+                      <a:avLst/>
+                    </a:prstGeom>
+                    <a:noFill/>
+                    <a:ln w="9525">
+                      <a:noFill/>
+                      <a:headEnd/>
+                      <a:tailEnd/>
+                    </a:ln>
+                  </pic:spPr>
+                </pic:pic>
+              </a:graphicData>
+            </a:graphic>
+          </wp:inline>
+        </w:drawing>
+      </w:r>
+    </w:p>
+    <w:p>
+      <w:pPr>
+        <w:pStyle w:val="BodyText"/>
       </w:pPr>
       <w:r>
         <w:t xml:space="preserve">会議やチャットのあとに「結局、自分は何をすればいいの？」をはっきりさせる場面です。主に</w:t>
@@ -11266,7 +11689,7 @@
         </w:pict>
       </w:r>
     </w:p>
-    <w:bookmarkStart w:id="76" w:name="テンプレ28-会議メモからtodoを一覧にする"/>
+    <w:bookmarkStart w:id="99" w:name="テンプレ28-会議メモからtodoを一覧にする"/>
     <w:p>
       <w:pPr>
         <w:pStyle w:val="Heading2"/>
@@ -11509,8 +11932,8 @@
         </w:pict>
       </w:r>
     </w:p>
-    <w:bookmarkEnd w:id="76"/>
-    <w:bookmarkStart w:id="77" w:name="テンプレ29-チャットの中から自分あての依頼だけを拾う"/>
+    <w:bookmarkEnd w:id="99"/>
+    <w:bookmarkStart w:id="100" w:name="テンプレ29-チャットの中から自分あての依頼だけを拾う"/>
     <w:p>
       <w:pPr>
         <w:pStyle w:val="Heading2"/>
@@ -11774,8 +12197,8 @@
         </w:pict>
       </w:r>
     </w:p>
-    <w:bookmarkEnd w:id="77"/>
-    <w:bookmarkStart w:id="78" w:name="テンプレ30-期限があいまいなtodoを洗い出す"/>
+    <w:bookmarkEnd w:id="100"/>
+    <w:bookmarkStart w:id="101" w:name="テンプレ30-期限があいまいなtodoを洗い出す"/>
     <w:p>
       <w:pPr>
         <w:pStyle w:val="Heading2"/>
@@ -12057,8 +12480,8 @@
         </w:pict>
       </w:r>
     </w:p>
-    <w:bookmarkEnd w:id="78"/>
-    <w:bookmarkStart w:id="79" w:name="テンプレ31-todoを今日今週あとでに分ける"/>
+    <w:bookmarkEnd w:id="101"/>
+    <w:bookmarkStart w:id="102" w:name="テンプレ31-todoを今日今週あとでに分ける"/>
     <w:p>
       <w:pPr>
         <w:pStyle w:val="Heading2"/>
@@ -12390,8 +12813,8 @@
         </w:pict>
       </w:r>
     </w:p>
-    <w:bookmarkEnd w:id="79"/>
-    <w:bookmarkStart w:id="80" w:name="テンプレ32-大きなtodoを小さな作業に分ける"/>
+    <w:bookmarkEnd w:id="102"/>
+    <w:bookmarkStart w:id="103" w:name="テンプレ32-大きなtodoを小さな作業に分ける"/>
     <w:p>
       <w:pPr>
         <w:pStyle w:val="Heading2"/>
@@ -12648,8 +13071,8 @@
         </w:pict>
       </w:r>
     </w:p>
-    <w:bookmarkEnd w:id="80"/>
-    <w:bookmarkStart w:id="81" w:name="テンプレ33-todoを担当者ごとにまとめ直す"/>
+    <w:bookmarkEnd w:id="103"/>
+    <w:bookmarkStart w:id="104" w:name="テンプレ33-todoを担当者ごとにまとめ直す"/>
     <w:p>
       <w:pPr>
         <w:pStyle w:val="Heading2"/>
@@ -12939,8 +13362,8 @@
         </w:pict>
       </w:r>
     </w:p>
-    <w:bookmarkEnd w:id="81"/>
-    <w:bookmarkStart w:id="82" w:name="テンプレ34-依頼に返事する前に確認したいことを洗い出す"/>
+    <w:bookmarkEnd w:id="104"/>
+    <w:bookmarkStart w:id="105" w:name="テンプレ34-依頼に返事する前に確認したいことを洗い出す"/>
     <w:p>
       <w:pPr>
         <w:pStyle w:val="Heading2"/>
@@ -13243,8 +13666,8 @@
         </w:pict>
       </w:r>
     </w:p>
-    <w:bookmarkEnd w:id="82"/>
-    <w:bookmarkStart w:id="83" w:name="テンプレ35-todoをそのまま貼れるチェックリストにする"/>
+    <w:bookmarkEnd w:id="105"/>
+    <w:bookmarkStart w:id="106" w:name="テンプレ35-todoをそのまま貼れるチェックリストにする"/>
     <w:p>
       <w:pPr>
         <w:pStyle w:val="Heading2"/>
@@ -13490,9 +13913,9 @@
         </w:pict>
       </w:r>
     </w:p>
-    <w:bookmarkEnd w:id="83"/>
-    <w:bookmarkEnd w:id="84"/>
-    <w:bookmarkStart w:id="93" w:name="第7章-報告書のたたき台"/>
+    <w:bookmarkEnd w:id="106"/>
+    <w:bookmarkEnd w:id="107"/>
+    <w:bookmarkStart w:id="118" w:name="第7章-報告書のたたき台"/>
     <w:p>
       <w:pPr>
         <w:pStyle w:val="Heading1"/>
@@ -13504,6 +13927,53 @@
     <w:p>
       <w:pPr>
         <w:pStyle w:val="FirstParagraph"/>
+      </w:pPr>
+      <w:r>
+        <w:drawing>
+          <wp:inline>
+            <wp:extent cx="5080000" cy="5080000"/>
+            <wp:effectExtent b="0" l="0" r="0" t="0"/>
+            <wp:docPr descr="ぷるの" title="" id="108" name="Picture"/>
+            <a:graphic>
+              <a:graphicData uri="http://schemas.openxmlformats.org/drawingml/2006/picture">
+                <pic:pic>
+                  <pic:nvPicPr>
+                    <pic:cNvPr descr="/home/user/ai-sns-company/products/kindle/_style/chara/puruno_idea.png" id="109" name="Picture"/>
+                    <pic:cNvPicPr>
+                      <a:picLocks noChangeArrowheads="1" noChangeAspect="1"/>
+                    </pic:cNvPicPr>
+                  </pic:nvPicPr>
+                  <pic:blipFill>
+                    <a:blip r:embed="rId30"/>
+                    <a:stretch>
+                      <a:fillRect/>
+                    </a:stretch>
+                  </pic:blipFill>
+                  <pic:spPr bwMode="auto">
+                    <a:xfrm>
+                      <a:off x="0" y="0"/>
+                      <a:ext cx="5080000" cy="5080000"/>
+                    </a:xfrm>
+                    <a:prstGeom prst="rect">
+                      <a:avLst/>
+                    </a:prstGeom>
+                    <a:noFill/>
+                    <a:ln w="9525">
+                      <a:noFill/>
+                      <a:headEnd/>
+                      <a:tailEnd/>
+                    </a:ln>
+                  </pic:spPr>
+                </pic:pic>
+              </a:graphicData>
+            </a:graphic>
+          </wp:inline>
+        </w:drawing>
+      </w:r>
+    </w:p>
+    <w:p>
+      <w:pPr>
+        <w:pStyle w:val="BodyText"/>
       </w:pPr>
       <w:r>
         <w:t xml:space="preserve">まとめたメモをもとに、上司への報告や週報、トラブルの報告などの「たたき台（下書き）」を作る場面です。</w:t>
@@ -13531,7 +14001,7 @@
         </w:pict>
       </w:r>
     </w:p>
-    <w:bookmarkStart w:id="85" w:name="テンプレ36-議事録から上司への報告メールを作る"/>
+    <w:bookmarkStart w:id="110" w:name="テンプレ36-議事録から上司への報告メールを作る"/>
     <w:p>
       <w:pPr>
         <w:pStyle w:val="Heading2"/>
@@ -13929,8 +14399,8 @@
         </w:pict>
       </w:r>
     </w:p>
-    <w:bookmarkEnd w:id="85"/>
-    <w:bookmarkStart w:id="86" w:name="テンプレ37-1週間の箇条書きから週報を作る"/>
+    <w:bookmarkEnd w:id="110"/>
+    <w:bookmarkStart w:id="111" w:name="テンプレ37-1週間の箇条書きから週報を作る"/>
     <w:p>
       <w:pPr>
         <w:pStyle w:val="Heading2"/>
@@ -14311,8 +14781,8 @@
         </w:pict>
       </w:r>
     </w:p>
-    <w:bookmarkEnd w:id="86"/>
-    <w:bookmarkStart w:id="87" w:name="テンプレ38-ためしてみた結果を報告書の形にする"/>
+    <w:bookmarkEnd w:id="111"/>
+    <w:bookmarkStart w:id="112" w:name="テンプレ38-ためしてみた結果を報告書の形にする"/>
     <w:p>
       <w:pPr>
         <w:pStyle w:val="Heading2"/>
@@ -14720,8 +15190,8 @@
         </w:pict>
       </w:r>
     </w:p>
-    <w:bookmarkEnd w:id="87"/>
-    <w:bookmarkStart w:id="88" w:name="テンプレ39-トラブル報告経緯原因対策のたたき台を作る"/>
+    <w:bookmarkEnd w:id="112"/>
+    <w:bookmarkStart w:id="113" w:name="テンプレ39-トラブル報告経緯原因対策のたたき台を作る"/>
     <w:p>
       <w:pPr>
         <w:pStyle w:val="Heading2"/>
@@ -15141,8 +15611,8 @@
         </w:pict>
       </w:r>
     </w:p>
-    <w:bookmarkEnd w:id="88"/>
-    <w:bookmarkStart w:id="89" w:name="テンプレ40-報告書を書く前に構成案だけ作ってもらう"/>
+    <w:bookmarkEnd w:id="113"/>
+    <w:bookmarkStart w:id="114" w:name="テンプレ40-報告書を書く前に構成案だけ作ってもらう"/>
     <w:p>
       <w:pPr>
         <w:pStyle w:val="Heading2"/>
@@ -15507,8 +15977,8 @@
         </w:pict>
       </w:r>
     </w:p>
-    <w:bookmarkEnd w:id="89"/>
-    <w:bookmarkStart w:id="90" w:name="テンプレ41-報告書をa41枚に収まる長さにまとめる"/>
+    <w:bookmarkEnd w:id="114"/>
+    <w:bookmarkStart w:id="115" w:name="テンプレ41-報告書をa41枚に収まる長さにまとめる"/>
     <w:p>
       <w:pPr>
         <w:pStyle w:val="Heading2"/>
@@ -15789,8 +16259,8 @@
         </w:pict>
       </w:r>
     </w:p>
-    <w:bookmarkEnd w:id="90"/>
-    <w:bookmarkStart w:id="91" w:name="テンプレ42-報告書のわかりにくい所を指摘してもらう"/>
+    <w:bookmarkEnd w:id="115"/>
+    <w:bookmarkStart w:id="116" w:name="テンプレ42-報告書のわかりにくい所を指摘してもらう"/>
     <w:p>
       <w:pPr>
         <w:pStyle w:val="Heading2"/>
@@ -16084,8 +16554,8 @@
         </w:pict>
       </w:r>
     </w:p>
-    <w:bookmarkEnd w:id="91"/>
-    <w:bookmarkStart w:id="92" w:name="テンプレ43-報告書の数字を表やグラフ用の形にまとめる"/>
+    <w:bookmarkEnd w:id="116"/>
+    <w:bookmarkStart w:id="117" w:name="テンプレ43-報告書の数字を表やグラフ用の形にまとめる"/>
     <w:p>
       <w:pPr>
         <w:pStyle w:val="Heading2"/>
@@ -16550,9 +17020,9 @@
         </w:pict>
       </w:r>
     </w:p>
-    <w:bookmarkEnd w:id="92"/>
-    <w:bookmarkEnd w:id="93"/>
-    <w:bookmarkStart w:id="102" w:name="第8章-音声の文字起こしの整形"/>
+    <w:bookmarkEnd w:id="117"/>
+    <w:bookmarkEnd w:id="118"/>
+    <w:bookmarkStart w:id="129" w:name="第8章-音声の文字起こしの整形"/>
     <w:p>
       <w:pPr>
         <w:pStyle w:val="Heading1"/>
@@ -16564,6 +17034,53 @@
     <w:p>
       <w:pPr>
         <w:pStyle w:val="FirstParagraph"/>
+      </w:pPr>
+      <w:r>
+        <w:drawing>
+          <wp:inline>
+            <wp:extent cx="5080000" cy="5080000"/>
+            <wp:effectExtent b="0" l="0" r="0" t="0"/>
+            <wp:docPr descr="ぷるの" title="" id="119" name="Picture"/>
+            <a:graphic>
+              <a:graphicData uri="http://schemas.openxmlformats.org/drawingml/2006/picture">
+                <pic:pic>
+                  <pic:nvPicPr>
+                    <pic:cNvPr descr="/home/user/ai-sns-company/products/kindle/_style/chara/puruno_ok.png" id="120" name="Picture"/>
+                    <pic:cNvPicPr>
+                      <a:picLocks noChangeArrowheads="1" noChangeAspect="1"/>
+                    </pic:cNvPicPr>
+                  </pic:nvPicPr>
+                  <pic:blipFill>
+                    <a:blip r:embed="rId72"/>
+                    <a:stretch>
+                      <a:fillRect/>
+                    </a:stretch>
+                  </pic:blipFill>
+                  <pic:spPr bwMode="auto">
+                    <a:xfrm>
+                      <a:off x="0" y="0"/>
+                      <a:ext cx="5080000" cy="5080000"/>
+                    </a:xfrm>
+                    <a:prstGeom prst="rect">
+                      <a:avLst/>
+                    </a:prstGeom>
+                    <a:noFill/>
+                    <a:ln w="9525">
+                      <a:noFill/>
+                      <a:headEnd/>
+                      <a:tailEnd/>
+                    </a:ln>
+                  </pic:spPr>
+                </pic:pic>
+              </a:graphicData>
+            </a:graphic>
+          </wp:inline>
+        </w:drawing>
+      </w:r>
+    </w:p>
+    <w:p>
+      <w:pPr>
+        <w:pStyle w:val="BodyText"/>
       </w:pPr>
       <w:r>
         <w:t xml:space="preserve">録音を自動で文字にすると、「えーと」や言いまちがい、変換ミスがたくさん入ります。それを読める文章に整える場面です。主に</w:t>
@@ -16601,7 +17118,7 @@
         </w:pict>
       </w:r>
     </w:p>
-    <w:bookmarkStart w:id="94" w:name="テンプレ44-えーとあのーなどを取りのぞく"/>
+    <w:bookmarkStart w:id="121" w:name="テンプレ44-えーとあのーなどを取りのぞく"/>
     <w:p>
       <w:pPr>
         <w:pStyle w:val="Heading2"/>
@@ -16847,8 +17364,8 @@
         </w:pict>
       </w:r>
     </w:p>
-    <w:bookmarkEnd w:id="94"/>
-    <w:bookmarkStart w:id="95" w:name="テンプレ45-話し言葉を読みやすい書き言葉にする"/>
+    <w:bookmarkEnd w:id="121"/>
+    <w:bookmarkStart w:id="122" w:name="テンプレ45-話し言葉を読みやすい書き言葉にする"/>
     <w:p>
       <w:pPr>
         <w:pStyle w:val="Heading2"/>
@@ -17157,8 +17674,8 @@
         </w:pict>
       </w:r>
     </w:p>
-    <w:bookmarkEnd w:id="95"/>
-    <w:bookmarkStart w:id="96" w:name="テンプレ46-変換ミスと思われる所を候補つきで指摘してもらう"/>
+    <w:bookmarkEnd w:id="122"/>
+    <w:bookmarkStart w:id="123" w:name="テンプレ46-変換ミスと思われる所を候補つきで指摘してもらう"/>
     <w:p>
       <w:pPr>
         <w:pStyle w:val="Heading2"/>
@@ -17395,8 +17912,8 @@
         </w:pict>
       </w:r>
     </w:p>
-    <w:bookmarkEnd w:id="96"/>
-    <w:bookmarkStart w:id="97" w:name="テンプレ47-話者1話者2を役割の名前に置きかえる"/>
+    <w:bookmarkEnd w:id="123"/>
+    <w:bookmarkStart w:id="124" w:name="テンプレ47-話者1話者2を役割の名前に置きかえる"/>
     <w:p>
       <w:pPr>
         <w:pStyle w:val="Heading2"/>
@@ -17672,8 +18189,8 @@
         </w:pict>
       </w:r>
     </w:p>
-    <w:bookmarkEnd w:id="97"/>
-    <w:bookmarkStart w:id="98" w:name="テンプレ48-段落に分けて小見出しをつける"/>
+    <w:bookmarkEnd w:id="124"/>
+    <w:bookmarkStart w:id="125" w:name="テンプレ48-段落に分けて小見出しをつける"/>
     <w:p>
       <w:pPr>
         <w:pStyle w:val="Heading2"/>
@@ -18030,8 +18547,8 @@
         </w:pict>
       </w:r>
     </w:p>
-    <w:bookmarkEnd w:id="98"/>
-    <w:bookmarkStart w:id="99" w:name="テンプレ49-発言の中から要点だけを一覧にする"/>
+    <w:bookmarkEnd w:id="125"/>
+    <w:bookmarkStart w:id="126" w:name="テンプレ49-発言の中から要点だけを一覧にする"/>
     <w:p>
       <w:pPr>
         <w:pStyle w:val="Heading2"/>
@@ -18246,8 +18763,8 @@
         </w:pict>
       </w:r>
     </w:p>
-    <w:bookmarkEnd w:id="99"/>
-    <w:bookmarkStart w:id="100" w:name="テンプレ50-インタビューの文字起こしをqaの形にする"/>
+    <w:bookmarkEnd w:id="126"/>
+    <w:bookmarkStart w:id="127" w:name="テンプレ50-インタビューの文字起こしをqaの形にする"/>
     <w:p>
       <w:pPr>
         <w:pStyle w:val="Heading2"/>
@@ -18586,8 +19103,8 @@
         </w:pict>
       </w:r>
     </w:p>
-    <w:bookmarkEnd w:id="100"/>
-    <w:bookmarkStart w:id="101" w:name="テンプレ51-長い文字起こしを何回かに分けて頼む"/>
+    <w:bookmarkEnd w:id="127"/>
+    <w:bookmarkStart w:id="128" w:name="テンプレ51-長い文字起こしを何回かに分けて頼む"/>
     <w:p>
       <w:pPr>
         <w:pStyle w:val="Heading2"/>
@@ -19113,9 +19630,9 @@
         </w:pict>
       </w:r>
     </w:p>
-    <w:bookmarkEnd w:id="101"/>
-    <w:bookmarkEnd w:id="102"/>
-    <w:bookmarkStart w:id="107" w:name="第9章-仕上げ確認"/>
+    <w:bookmarkEnd w:id="128"/>
+    <w:bookmarkEnd w:id="129"/>
+    <w:bookmarkStart w:id="136" w:name="第9章-仕上げ確認"/>
     <w:p>
       <w:pPr>
         <w:pStyle w:val="Heading1"/>
@@ -19127,6 +19644,53 @@
     <w:p>
       <w:pPr>
         <w:pStyle w:val="FirstParagraph"/>
+      </w:pPr>
+      <w:r>
+        <w:drawing>
+          <wp:inline>
+            <wp:extent cx="5080000" cy="5080000"/>
+            <wp:effectExtent b="0" l="0" r="0" t="0"/>
+            <wp:docPr descr="ぷるの" title="" id="130" name="Picture"/>
+            <a:graphic>
+              <a:graphicData uri="http://schemas.openxmlformats.org/drawingml/2006/picture">
+                <pic:pic>
+                  <pic:nvPicPr>
+                    <pic:cNvPr descr="/home/user/ai-sns-company/products/kindle/_style/chara/puruno_cheer.png" id="131" name="Picture"/>
+                    <pic:cNvPicPr>
+                      <a:picLocks noChangeArrowheads="1" noChangeAspect="1"/>
+                    </pic:cNvPicPr>
+                  </pic:nvPicPr>
+                  <pic:blipFill>
+                    <a:blip r:embed="rId84"/>
+                    <a:stretch>
+                      <a:fillRect/>
+                    </a:stretch>
+                  </pic:blipFill>
+                  <pic:spPr bwMode="auto">
+                    <a:xfrm>
+                      <a:off x="0" y="0"/>
+                      <a:ext cx="5080000" cy="5080000"/>
+                    </a:xfrm>
+                    <a:prstGeom prst="rect">
+                      <a:avLst/>
+                    </a:prstGeom>
+                    <a:noFill/>
+                    <a:ln w="9525">
+                      <a:noFill/>
+                      <a:headEnd/>
+                      <a:tailEnd/>
+                    </a:ln>
+                  </pic:spPr>
+                </pic:pic>
+              </a:graphicData>
+            </a:graphic>
+          </wp:inline>
+        </w:drawing>
+      </w:r>
+    </w:p>
+    <w:p>
+      <w:pPr>
+        <w:pStyle w:val="BodyText"/>
       </w:pPr>
       <w:r>
         <w:t xml:space="preserve">できあがった議事録や報告書を、送る前に整える場面です。</w:t>
@@ -19154,7 +19718,7 @@
         </w:pict>
       </w:r>
     </w:p>
-    <w:bookmarkStart w:id="103" w:name="テンプレ52-誤字脱字をチェックしてもらう"/>
+    <w:bookmarkStart w:id="132" w:name="テンプレ52-誤字脱字をチェックしてもらう"/>
     <w:p>
       <w:pPr>
         <w:pStyle w:val="Heading2"/>
@@ -19454,8 +20018,8 @@
         </w:pict>
       </w:r>
     </w:p>
-    <w:bookmarkEnd w:id="103"/>
-    <w:bookmarkStart w:id="104" w:name="テンプレ53-敬語言い回しを相手に合わせて整える"/>
+    <w:bookmarkEnd w:id="132"/>
+    <w:bookmarkStart w:id="133" w:name="テンプレ53-敬語言い回しを相手に合わせて整える"/>
     <w:p>
       <w:pPr>
         <w:pStyle w:val="Heading2"/>
@@ -19809,8 +20373,8 @@
         </w:pict>
       </w:r>
     </w:p>
-    <w:bookmarkEnd w:id="104"/>
-    <w:bookmarkStart w:id="105" w:name="テンプレ54-チャットに貼れるひとことの共有文にする"/>
+    <w:bookmarkEnd w:id="133"/>
+    <w:bookmarkStart w:id="134" w:name="テンプレ54-チャットに貼れるひとことの共有文にする"/>
     <w:p>
       <w:pPr>
         <w:pStyle w:val="Heading2"/>
@@ -20038,8 +20602,8 @@
         </w:pict>
       </w:r>
     </w:p>
-    <w:bookmarkEnd w:id="105"/>
-    <w:bookmarkStart w:id="106" w:name="テンプレ55-自分専用の頼み方テンプレをaiと作る"/>
+    <w:bookmarkEnd w:id="134"/>
+    <w:bookmarkStart w:id="135" w:name="テンプレ55-自分専用の頼み方テンプレをaiと作る"/>
     <w:p>
       <w:pPr>
         <w:pStyle w:val="Heading2"/>
@@ -20408,15 +20972,62 @@
         </w:pict>
       </w:r>
     </w:p>
-    <w:bookmarkEnd w:id="106"/>
-    <w:bookmarkEnd w:id="107"/>
-    <w:bookmarkStart w:id="108" w:name="おわりに"/>
+    <w:bookmarkEnd w:id="135"/>
+    <w:bookmarkEnd w:id="136"/>
+    <w:bookmarkStart w:id="139" w:name="おわりに"/>
     <w:p>
       <w:pPr>
         <w:pStyle w:val="Heading1"/>
       </w:pPr>
       <w:r>
         <w:t xml:space="preserve">おわりに</w:t>
+      </w:r>
+    </w:p>
+    <w:p>
+      <w:pPr>
+        <w:pStyle w:val="FirstParagraph"/>
+      </w:pPr>
+      <w:r>
+        <w:drawing>
+          <wp:inline>
+            <wp:extent cx="5080000" cy="5080000"/>
+            <wp:effectExtent b="0" l="0" r="0" t="0"/>
+            <wp:docPr descr="ぷるの" title="" id="137" name="Picture"/>
+            <a:graphic>
+              <a:graphicData uri="http://schemas.openxmlformats.org/drawingml/2006/picture">
+                <pic:pic>
+                  <pic:nvPicPr>
+                    <pic:cNvPr descr="/home/user/ai-sns-company/products/kindle/_style/chara/puruno_cheer.png" id="138" name="Picture"/>
+                    <pic:cNvPicPr>
+                      <a:picLocks noChangeArrowheads="1" noChangeAspect="1"/>
+                    </pic:cNvPicPr>
+                  </pic:nvPicPr>
+                  <pic:blipFill>
+                    <a:blip r:embed="rId84"/>
+                    <a:stretch>
+                      <a:fillRect/>
+                    </a:stretch>
+                  </pic:blipFill>
+                  <pic:spPr bwMode="auto">
+                    <a:xfrm>
+                      <a:off x="0" y="0"/>
+                      <a:ext cx="5080000" cy="5080000"/>
+                    </a:xfrm>
+                    <a:prstGeom prst="rect">
+                      <a:avLst/>
+                    </a:prstGeom>
+                    <a:noFill/>
+                    <a:ln w="9525">
+                      <a:noFill/>
+                      <a:headEnd/>
+                      <a:tailEnd/>
+                    </a:ln>
+                  </pic:spPr>
+                </pic:pic>
+              </a:graphicData>
+            </a:graphic>
+          </wp:inline>
+        </w:drawing>
       </w:r>
     </w:p>
     <w:p>
@@ -20606,7 +21217,7 @@
         <w:t xml:space="preserve">本書は、特定のAIサービスの機能・料金・安全性について説明・保証するものではありません。</w:t>
       </w:r>
     </w:p>
-    <w:bookmarkEnd w:id="108"/>
+    <w:bookmarkEnd w:id="139"/>
     <w:sectPr/>
   </w:body>
 </w:document>

--- a/products/kindle/vol2_minutes/manuscript.docx
+++ b/products/kindle/vol2_minutes/manuscript.docx
@@ -23,7 +23,7 @@
         <w:pStyle w:val="Author"/>
       </w:pPr>
       <w:r>
-        <w:t xml:space="preserve">スライム国</w:t>
+        <w:t xml:space="preserve">スライム王国</w:t>
       </w:r>
     </w:p>
     <w:sdt>
@@ -274,7 +274,7 @@
         <w:t xml:space="preserve">ぷるの</w:t>
       </w:r>
       <w:r>
-        <w:t xml:space="preserve">：こんにちは。スライム国の案内係、スライムの「ぷるの」です。ぷるぷる。</w:t>
+        <w:t xml:space="preserve">：こんにちは。スライム王国の案内係、スライムの「ぷるの」です。ぷるぷる。</w:t>
       </w:r>
     </w:p>
     <w:p>
@@ -21166,7 +21166,7 @@
         <w:pStyle w:val="BodyText"/>
       </w:pPr>
       <w:r>
-        <w:t xml:space="preserve">著者：スライム国</w:t>
+        <w:t xml:space="preserve">著者：スライム王国</w:t>
       </w:r>
     </w:p>
     <w:p>
